--- a/SDLE/SDLE_Data_Silos.docx
+++ b/SDLE/SDLE_Data_Silos.docx
@@ -619,7 +619,7 @@
         <w:b/>
         <w:bCs/>
       </w:rPr>
-      <w:t>SDLE 10/2</w:t>
+      <w:t>SDLE 8</w:t>
     </w:r>
     <w:r>
       <w:rPr>
